--- a/docs/B-conception.docx
+++ b/docs/B-conception.docx
@@ -27,17 +27,17 @@
         <w:rPr>
           <w:b/>
           <w:bCs/>
-          <w:color w:val="2E75B6"/>
+          <w:color w:val="A52A2A"/>
           <w:sz w:val="30"/>
           <w:szCs w:val="30"/>
         </w:rPr>
-        <w:t xml:space="preserve">B — Conception</w:t>
+        <w:t xml:space="preserve">B - Conception</w:t>
       </w:r>
     </w:p>
     <w:p>
       <w:pPr>
         <w:pBdr>
-          <w:bottom w:val="single" w:color="2E75B6" w:sz="6" w:space="4"/>
+          <w:bottom w:val="single" w:color="A52A2A" w:sz="6" w:space="4"/>
         </w:pBdr>
         <w:spacing w:after="400"/>
         <w:jc w:val="center"/>
@@ -48,7 +48,7 @@
           <w:sz w:val="20"/>
           <w:szCs w:val="20"/>
         </w:rPr>
-        <w:t xml:space="preserve">Team Lesinvincibles2 — Irina Kiseleva &amp; Paulo-Rogerio Guimaraes-Filho</w:t>
+        <w:t xml:space="preserve">Team Lesinvincibles2 - Irina Kiseleva &amp; Paulo-Rogerio Guimaraes-Filho</w:t>
       </w:r>
     </w:p>
     <w:p>
@@ -64,7 +64,7 @@
         <w:spacing w:after="160"/>
       </w:pPr>
       <w:r>
-        <w:t xml:space="preserve">Adaptive Tutor Bot helps students review distributed systems topics: CAP theorem, saga pattern, consistent hashing, replication, idempotency, message queues. The bot reads the student's message and adjusts how deep the explanation goes. Say “I don't get it” and it simplifies. Say “too easy” and it goes further.</w:t>
+        <w:t xml:space="preserve">Adaptive Tutor Bot is a chatbot for reviewing distributed systems topics, like the CAP theorem or the saga pattern. The bot changes how it explains things based on what the student says. If the student says it's too hard, the bot makes it simpler. If it's too easy, the bot goes deeper.</w:t>
       </w:r>
     </w:p>
     <w:p>
@@ -72,7 +72,7 @@
         <w:spacing w:after="160"/>
       </w:pPr>
       <w:r>
-        <w:t xml:space="preserve">Two parts talk to each other over HTTP. The backend (Node.js/Express) exposes a small REST API and calls Groq's LLM API. The frontend (React) is what the student actually sees and clicks on.</w:t>
+        <w:t xml:space="preserve">There's a backend (Node.js/Express) and a frontend (React). The backend talks to Groq's API to get answers from an AI model. The frontend is just what the student sees and clicks on.</w:t>
       </w:r>
     </w:p>
     <w:p>
@@ -88,7 +88,7 @@
         <w:spacing w:after="160"/>
       </w:pPr>
       <w:r>
-        <w:t xml:space="preserve">No database here. Topics are hardcoded on the backend, and the chat history only lives in the browser tab — close it and it's gone. The diagram below shows the three pieces and how they talk to each other.</w:t>
+        <w:t xml:space="preserve">There's no database. Topics are just hardcoded in the backend. Chat history only stays in the browser, so if you close the tab it's gone. Here's a diagram of the 3 main parts:</w:t>
       </w:r>
     </w:p>
     <w:p>
@@ -154,7 +154,7 @@
         </w:numPr>
       </w:pPr>
       <w:r>
-        <w:t xml:space="preserve">React frontend, port 5173. Three pages: Login, Home (topic list), Chat.</w:t>
+        <w:t xml:space="preserve">React frontend (port 5173) - Login, Home, and Chat pages.</w:t>
       </w:r>
     </w:p>
     <w:p>
@@ -166,7 +166,7 @@
         </w:numPr>
       </w:pPr>
       <w:r>
-        <w:t xml:space="preserve">Express backend, port 3001. Three route files (auth.js, topics.js, chat.js), a JWT middleware, and a Groq service module.</w:t>
+        <w:t xml:space="preserve">Express backend (port 3001) - auth.js, topics.js, chat.js routes, plus JWT check and the Groq service.</w:t>
       </w:r>
     </w:p>
     <w:p>
@@ -178,7 +178,7 @@
         </w:numPr>
       </w:pPr>
       <w:r>
-        <w:t xml:space="preserve">Groq API, external, hosted in the US. Runs llama-3.1-8b-instant, which actually generates the tutor's replies.</w:t>
+        <w:t xml:space="preserve">Groq API (external, US) - runs the Llama model that writes the answers.</w:t>
       </w:r>
     </w:p>
     <w:p/>
@@ -195,7 +195,7 @@
         <w:spacing w:after="160"/>
       </w:pPr>
       <w:r>
-        <w:t xml:space="preserve">Below: a full session traced step by step — login, load the topics, send one chat message.</w:t>
+        <w:t xml:space="preserve">Here's what happens step by step when a student logs in and sends a message:</w:t>
       </w:r>
     </w:p>
     <w:p>
@@ -280,7 +280,7 @@
               <w:bottom w:val="single" w:color="CCCCCC" w:sz="1"/>
               <w:right w:val="single" w:color="CCCCCC" w:sz="1"/>
             </w:tcBorders>
-            <w:shd w:fill="2E75B6" w:val="clear"/>
+            <w:shd w:fill="A52A2A" w:val="clear"/>
             <w:tcMar>
               <w:top w:type="dxa" w:w="80"/>
               <w:left w:type="dxa" w:w="120"/>
@@ -310,7 +310,7 @@
               <w:bottom w:val="single" w:color="CCCCCC" w:sz="1"/>
               <w:right w:val="single" w:color="CCCCCC" w:sz="1"/>
             </w:tcBorders>
-            <w:shd w:fill="2E75B6" w:val="clear"/>
+            <w:shd w:fill="A52A2A" w:val="clear"/>
             <w:tcMar>
               <w:top w:type="dxa" w:w="80"/>
               <w:left w:type="dxa" w:w="120"/>
@@ -340,7 +340,7 @@
               <w:bottom w:val="single" w:color="CCCCCC" w:sz="1"/>
               <w:right w:val="single" w:color="CCCCCC" w:sz="1"/>
             </w:tcBorders>
-            <w:shd w:fill="2E75B6" w:val="clear"/>
+            <w:shd w:fill="A52A2A" w:val="clear"/>
             <w:tcMar>
               <w:top w:type="dxa" w:w="80"/>
               <w:left w:type="dxa" w:w="120"/>
@@ -370,7 +370,7 @@
               <w:bottom w:val="single" w:color="CCCCCC" w:sz="1"/>
               <w:right w:val="single" w:color="CCCCCC" w:sz="1"/>
             </w:tcBorders>
-            <w:shd w:fill="2E75B6" w:val="clear"/>
+            <w:shd w:fill="A52A2A" w:val="clear"/>
             <w:tcMar>
               <w:top w:type="dxa" w:w="80"/>
               <w:left w:type="dxa" w:w="120"/>
@@ -867,7 +867,7 @@
         <w:spacing w:after="160"/>
       </w:pPr>
       <w:r>
-        <w:t xml:space="preserve">Small React app, built with Vite. Three pages, one shared file for API calls, routing handled by react-router-dom.</w:t>
+        <w:t xml:space="preserve">React app, made with Vite. 3 pages, 1 file for the API calls, and react-router-dom for moving between pages.</w:t>
       </w:r>
     </w:p>
     <w:tbl>
@@ -896,7 +896,7 @@
               <w:bottom w:val="single" w:color="CCCCCC" w:sz="1"/>
               <w:right w:val="single" w:color="CCCCCC" w:sz="1"/>
             </w:tcBorders>
-            <w:shd w:fill="2E75B6" w:val="clear"/>
+            <w:shd w:fill="A52A2A" w:val="clear"/>
             <w:tcMar>
               <w:top w:type="dxa" w:w="80"/>
               <w:left w:type="dxa" w:w="120"/>
@@ -926,7 +926,7 @@
               <w:bottom w:val="single" w:color="CCCCCC" w:sz="1"/>
               <w:right w:val="single" w:color="CCCCCC" w:sz="1"/>
             </w:tcBorders>
-            <w:shd w:fill="2E75B6" w:val="clear"/>
+            <w:shd w:fill="A52A2A" w:val="clear"/>
             <w:tcMar>
               <w:top w:type="dxa" w:w="80"/>
               <w:left w:type="dxa" w:w="120"/>
@@ -943,7 +943,7 @@
                 <w:sz w:val="20"/>
                 <w:szCs w:val="20"/>
               </w:rPr>
-              <w:t xml:space="preserve">Responsibility</w:t>
+              <w:t xml:space="preserve">What it does</w:t>
             </w:r>
           </w:p>
         </w:tc>
@@ -1001,7 +1001,7 @@
                 <w:sz w:val="20"/>
                 <w:szCs w:val="20"/>
               </w:rPr>
-              <w:t xml:space="preserve">All the fetch calls in one place (login, getTopics, sendChatMessage). Saves having to fix the base URL or headers in three different files.</w:t>
+              <w:t xml:space="preserve">Has all the fetch calls (login, getTopics, sendChatMessage) in one place instead of repeating them in every page.</w:t>
             </w:r>
           </w:p>
         </w:tc>
@@ -1059,7 +1059,7 @@
                 <w:sz w:val="20"/>
                 <w:szCs w:val="20"/>
               </w:rPr>
-              <w:t xml:space="preserve">Username/password form, calls POST /api/auth/login, keeps the JWT token in memory, redirects to home once logged in.</w:t>
+              <w:t xml:space="preserve">Login form, calls /api/auth/login, keeps the token, goes to home page.</w:t>
             </w:r>
           </w:p>
         </w:tc>
@@ -1117,7 +1117,7 @@
                 <w:sz w:val="20"/>
                 <w:szCs w:val="20"/>
               </w:rPr>
-              <w:t xml:space="preserve">Calls GET /api/topics on load, shows each topic as a clickable card. No token = redirect to /login.</w:t>
+              <w:t xml:space="preserve">Gets the topics with /api/topics, shows them as cards you can click.</w:t>
             </w:r>
           </w:p>
         </w:tc>
@@ -1175,7 +1175,7 @@
                 <w:sz w:val="20"/>
                 <w:szCs w:val="20"/>
               </w:rPr>
-              <w:t xml:space="preserve">Calls POST /api/chat with the Bearer token, sends the message history along for context, shows the conversation and the current difficulty level.</w:t>
+              <w:t xml:space="preserve">Sends messages to /api/chat with the token, shows the chat and the difficulty level.</w:t>
             </w:r>
           </w:p>
         </w:tc>
@@ -1233,7 +1233,7 @@
                 <w:sz w:val="20"/>
                 <w:szCs w:val="20"/>
               </w:rPr>
-              <w:t xml:space="preserve">Declares the three routes, guards / and /chat behind having a token.</w:t>
+              <w:t xml:space="preserve">Sets up the 3 routes, checks if there's a token before showing home/chat.</w:t>
             </w:r>
           </w:p>
         </w:tc>
@@ -1249,7 +1249,7 @@
         <w:spacing w:after="160"/>
       </w:pPr>
       <w:r>
-        <w:t xml:space="preserve">The token stays in React state, not localStorage. Simplest option for a three-page prototype — downside is it disappears on refresh, which is fine here but would need fixing for anything real.</w:t>
+        <w:t xml:space="preserve">I keep the token in React state, not localStorage. It's simpler for a small project like this. Only problem is the token disappears if you refresh the page.</w:t>
       </w:r>
     </w:p>
     <w:p>
@@ -1266,7 +1266,7 @@
         <w:spacing w:after="160"/>
       </w:pPr>
       <w:r>
-        <w:t xml:space="preserve">Two people on this team, so we kept it simple. Irina set up the repo and built the backend first. Once it was working, she sent a message listing four concrete tasks for the frontend side — clone the repo, build the three pages, write two of the docs, fill in the collaboration log. No board, just a clear handoff.</w:t>
+        <w:t xml:space="preserve">We're just 2 people, so we kept it simple. Irina built the backend first, then sent me a message with 4 tasks for the frontend. No board, just a message.</w:t>
       </w:r>
     </w:p>
     <w:p>
@@ -1274,7 +1274,7 @@
         <w:pStyle w:val="Heading2"/>
       </w:pPr>
       <w:r>
-        <w:t xml:space="preserve">4.1 Role split</w:t>
+        <w:t xml:space="preserve">4.1 Who did what</w:t>
       </w:r>
     </w:p>
     <w:tbl>
@@ -1303,7 +1303,7 @@
               <w:bottom w:val="single" w:color="CCCCCC" w:sz="1"/>
               <w:right w:val="single" w:color="CCCCCC" w:sz="1"/>
             </w:tcBorders>
-            <w:shd w:fill="2E75B6" w:val="clear"/>
+            <w:shd w:fill="A52A2A" w:val="clear"/>
             <w:tcMar>
               <w:top w:type="dxa" w:w="80"/>
               <w:left w:type="dxa" w:w="120"/>
@@ -1320,7 +1320,7 @@
                 <w:sz w:val="20"/>
                 <w:szCs w:val="20"/>
               </w:rPr>
-              <w:t xml:space="preserve">Team member</w:t>
+              <w:t xml:space="preserve">Person</w:t>
             </w:r>
           </w:p>
         </w:tc>
@@ -1333,7 +1333,7 @@
               <w:bottom w:val="single" w:color="CCCCCC" w:sz="1"/>
               <w:right w:val="single" w:color="CCCCCC" w:sz="1"/>
             </w:tcBorders>
-            <w:shd w:fill="2E75B6" w:val="clear"/>
+            <w:shd w:fill="A52A2A" w:val="clear"/>
             <w:tcMar>
               <w:top w:type="dxa" w:w="80"/>
               <w:left w:type="dxa" w:w="120"/>
@@ -1350,7 +1350,7 @@
                 <w:sz w:val="20"/>
                 <w:szCs w:val="20"/>
               </w:rPr>
-              <w:t xml:space="preserve">Scope</w:t>
+              <w:t xml:space="preserve">Work</w:t>
             </w:r>
           </w:p>
         </w:tc>
@@ -1408,7 +1408,7 @@
                 <w:sz w:val="20"/>
                 <w:szCs w:val="20"/>
               </w:rPr>
-              <w:t xml:space="preserve">Backend (Express routes), GenAI integration (Groq), JWT auth, security doc, model benchmark.</w:t>
+              <w:t xml:space="preserve">Backend, the AI part with Groq, login/JWT, security doc, benchmark.</w:t>
             </w:r>
           </w:p>
         </w:tc>
@@ -1466,7 +1466,7 @@
                 <w:sz w:val="20"/>
                 <w:szCs w:val="20"/>
               </w:rPr>
-              <w:t xml:space="preserve">Frontend (React: Login, Home, Chat), this conception document, data privacy document.</w:t>
+              <w:t xml:space="preserve">Frontend, this doc, and the data privacy doc.</w:t>
             </w:r>
           </w:p>
         </w:tc>
@@ -1482,7 +1482,7 @@
         <w:pStyle w:val="Heading2"/>
       </w:pPr>
       <w:r>
-        <w:t xml:space="preserve">4.2 Coordination tools</w:t>
+        <w:t xml:space="preserve">4.2 How we worked</w:t>
       </w:r>
     </w:p>
     <w:p>
@@ -1494,7 +1494,7 @@
         </w:numPr>
       </w:pPr>
       <w:r>
-        <w:t xml:space="preserve">GitHub repo as the single source of truth. Each person works on their own feature branch (e.g. feature/frontend) instead of pushing straight to main.</w:t>
+        <w:t xml:space="preserve">GitHub for the code. I made my own branch (feature/frontend) so I don't push directly to main.</w:t>
       </w:r>
     </w:p>
     <w:p>
@@ -1506,7 +1506,7 @@
         </w:numPr>
       </w:pPr>
       <w:r>
-        <w:t xml:space="preserve">Task list sent directly as a message once the backend was ready, instead of a GitHub Projects board — for two people and four tasks, a board felt like overkill.</w:t>
+        <w:t xml:space="preserve">No GitHub Projects board. Just a message with the 4 tasks once the backend was ready.</w:t>
       </w:r>
     </w:p>
     <w:p>
@@ -1518,7 +1518,7 @@
         </w:numPr>
       </w:pPr>
       <w:r>
-        <w:t xml:space="preserve">docs/collaboration-log.md, one table per person, filled in as we go: what we did, what we decided, and why.</w:t>
+        <w:t xml:space="preserve">collaboration-log.md to write down what we each did and why.</w:t>
       </w:r>
     </w:p>
     <w:p>
@@ -1531,7 +1531,7 @@
         <w:pStyle w:val="Heading2"/>
       </w:pPr>
       <w:r>
-        <w:t xml:space="preserve">4.3 Why no Kanban board</w:t>
+        <w:t xml:space="preserve">4.3 Why no board</w:t>
       </w:r>
     </w:p>
     <w:p>
@@ -1539,7 +1539,7 @@
         <w:spacing w:after="160"/>
       </w:pPr>
       <w:r>
-        <w:t xml:space="preserve">A board makes sense when several people juggle a lot of moving tasks at once. Here it was two people and a clean split: backend on one side, frontend plus docs on the other. A message with four bullet points covered it. The downside is obvious — this only works because the team is small. It would not hold up with five or six contributors.</w:t>
+        <w:t xml:space="preserve">A Kanban board is good when there's a lot of people and a lot of tasks moving around. Here it's just 2 of us, so a message was enough. It wouldn't really work for a bigger group though.</w:t>
       </w:r>
     </w:p>
     <w:sectPr>
@@ -1957,7 +1957,7 @@
       <w:rFonts w:ascii="Arial" w:cs="Arial" w:eastAsia="Arial" w:hAnsi="Arial"/>
       <w:b/>
       <w:bCs/>
-      <w:color w:val="2E75B6"/>
+      <w:color w:val="A52A2A"/>
       <w:sz w:val="26"/>
       <w:szCs w:val="26"/>
     </w:rPr>
